--- a/resources/templates/renda_4.docx
+++ b/resources/templates/renda_4.docx
@@ -42,7 +42,23 @@
           <w:rFonts w:ascii="Tahoma" w:hAnsi="Tahoma" w:cs="Tahoma"/>
           <w:b/>
         </w:rPr>
-        <w:t xml:space="preserve">A Colônia dos Pescadores Profissionais de Fronteira e Região “Chico Simplicio”Z-14, vem através de seu presidente </w:t>
+        <w:t xml:space="preserve">A Colônia dos Pescadores Profissionais de Fronteira e Região “Chico </w:t>
+      </w:r>
+      <w:proofErr w:type="gramStart"/>
+      <w:r>
+        <w:rPr>
+          <w:rFonts w:ascii="Tahoma" w:hAnsi="Tahoma" w:cs="Tahoma"/>
+          <w:b/>
+        </w:rPr>
+        <w:t>Simplicio”Z</w:t>
+      </w:r>
+      <w:proofErr w:type="gramEnd"/>
+      <w:r>
+        <w:rPr>
+          <w:rFonts w:ascii="Tahoma" w:hAnsi="Tahoma" w:cs="Tahoma"/>
+          <w:b/>
+        </w:rPr>
+        <w:t xml:space="preserve">-14, vem através de seu presidente </w:t>
       </w:r>
       <w:r>
         <w:rPr>
@@ -257,7 +273,21 @@
               <w:rPr>
                 <w:b/>
               </w:rPr>
-              <w:t>Quilo de Pesca/mês/Especie/Ano</w:t>
+              <w:t>Quilo de Pesca/mês/</w:t>
+            </w:r>
+            <w:proofErr w:type="spellStart"/>
+            <w:r>
+              <w:rPr>
+                <w:b/>
+              </w:rPr>
+              <w:t>Especie</w:t>
+            </w:r>
+            <w:proofErr w:type="spellEnd"/>
+            <w:r>
+              <w:rPr>
+                <w:b/>
+              </w:rPr>
+              <w:t>/Ano</w:t>
             </w:r>
           </w:p>
         </w:tc>
@@ -334,7 +364,21 @@
               <w:rPr>
                 <w:b/>
               </w:rPr>
-              <w:t>Mês 03 á 10</w:t>
+              <w:t xml:space="preserve">Mês 03 </w:t>
+            </w:r>
+            <w:proofErr w:type="spellStart"/>
+            <w:r>
+              <w:rPr>
+                <w:b/>
+              </w:rPr>
+              <w:t>á</w:t>
+            </w:r>
+            <w:proofErr w:type="spellEnd"/>
+            <w:r>
+              <w:rPr>
+                <w:b/>
+              </w:rPr>
+              <w:t xml:space="preserve"> 10</w:t>
             </w:r>
           </w:p>
         </w:tc>
@@ -367,11 +411,33 @@
                 <w:b/>
               </w:rPr>
             </w:pPr>
+            <w:proofErr w:type="spellStart"/>
             <w:r>
               <w:rPr>
                 <w:b/>
               </w:rPr>
-              <w:t>Tucunare, Curvina, Piapara, Mandi</w:t>
+              <w:t>Tucunare</w:t>
+            </w:r>
+            <w:proofErr w:type="spellEnd"/>
+            <w:r>
+              <w:rPr>
+                <w:b/>
+              </w:rPr>
+              <w:t xml:space="preserve">, </w:t>
+            </w:r>
+            <w:proofErr w:type="spellStart"/>
+            <w:r>
+              <w:rPr>
+                <w:b/>
+              </w:rPr>
+              <w:t>Curvina</w:t>
+            </w:r>
+            <w:proofErr w:type="spellEnd"/>
+            <w:r>
+              <w:rPr>
+                <w:b/>
+              </w:rPr>
+              <w:t>, Piapara, Mandi</w:t>
             </w:r>
           </w:p>
         </w:tc>
@@ -483,7 +549,23 @@
           <w:rFonts w:ascii="Tahoma" w:hAnsi="Tahoma" w:cs="Tahoma"/>
           <w:b/>
         </w:rPr>
-        <w:t>Declaro sob as penas da lei (art.299 do código penal) que as informações acima correspondem á verdade.</w:t>
+        <w:t xml:space="preserve">Declaro sob as penas da lei (art.299 do código penal) que as informações acima correspondem </w:t>
+      </w:r>
+      <w:proofErr w:type="spellStart"/>
+      <w:r>
+        <w:rPr>
+          <w:rFonts w:ascii="Tahoma" w:hAnsi="Tahoma" w:cs="Tahoma"/>
+          <w:b/>
+        </w:rPr>
+        <w:t>á</w:t>
+      </w:r>
+      <w:proofErr w:type="spellEnd"/>
+      <w:r>
+        <w:rPr>
+          <w:rFonts w:ascii="Tahoma" w:hAnsi="Tahoma" w:cs="Tahoma"/>
+          <w:b/>
+        </w:rPr>
+        <w:t xml:space="preserve"> verdade.</w:t>
       </w:r>
     </w:p>
     <w:p>
@@ -1000,6 +1082,7 @@
       </w:rPr>
       <w:tab/>
     </w:r>
+    <w:proofErr w:type="gramStart"/>
     <w:r>
       <w:rPr>
         <w:rFonts w:ascii="Monotype Corsiva" w:hAnsi="Monotype Corsiva"/>
@@ -1010,7 +1093,14 @@
       <w:rPr>
         <w:rFonts w:ascii="Monotype Corsiva" w:hAnsi="Monotype Corsiva"/>
       </w:rPr>
-      <w:t xml:space="preserve">  CEP: </w:t>
+      <w:t xml:space="preserve">  CEP</w:t>
+    </w:r>
+    <w:proofErr w:type="gramEnd"/>
+    <w:r>
+      <w:rPr>
+        <w:rFonts w:ascii="Monotype Corsiva" w:hAnsi="Monotype Corsiva"/>
+      </w:rPr>
+      <w:t xml:space="preserve">: </w:t>
     </w:r>
     <w:r>
       <w:rPr>
@@ -1036,7 +1126,70 @@
       <w:rPr>
         <w:rFonts w:ascii="Monotype Corsiva" w:hAnsi="Monotype Corsiva"/>
       </w:rPr>
-      <w:t xml:space="preserve">                                                 Tel./Fax (34) 3428-2069  CNPJ n° 04.247.647/0001-73</w:t>
+      <w:t xml:space="preserve">                                                 Tel./Fax (34) 3428-</w:t>
+    </w:r>
+    <w:proofErr w:type="gramStart"/>
+    <w:r>
+      <w:rPr>
+        <w:rFonts w:ascii="Monotype Corsiva" w:hAnsi="Monotype Corsiva"/>
+      </w:rPr>
+      <w:t xml:space="preserve">2069  </w:t>
+    </w:r>
+    <w:proofErr w:type="spellStart"/>
+    <w:r>
+      <w:rPr>
+        <w:rFonts w:ascii="Monotype Corsiva" w:hAnsi="Monotype Corsiva"/>
+        <w:b/>
+        <w:i/>
+      </w:rPr>
+      <w:t>Cel</w:t>
+    </w:r>
+    <w:proofErr w:type="spellEnd"/>
+    <w:proofErr w:type="gramEnd"/>
+    <w:r>
+      <w:rPr>
+        <w:rFonts w:ascii="Monotype Corsiva" w:hAnsi="Monotype Corsiva"/>
+        <w:b/>
+        <w:i/>
+      </w:rPr>
+      <w:t>:</w:t>
+    </w:r>
+    <w:r>
+      <w:rPr>
+        <w:rFonts w:ascii="Monotype Corsiva" w:hAnsi="Monotype Corsiva"/>
+      </w:rPr>
+      <w:t xml:space="preserve"> </w:t>
+    </w:r>
+    <w:r>
+      <w:rPr>
+        <w:rFonts w:ascii="Monotype Corsiva" w:hAnsi="Monotype Corsiva"/>
+        <w:b/>
+        <w:i/>
+      </w:rPr>
+      <w:t>(17)9 9643-9188</w:t>
+    </w:r>
+  </w:p>
+  <w:p>
+    <w:pPr>
+      <w:ind w:left="2124"/>
+      <w:jc w:val="center"/>
+      <w:rPr>
+        <w:rFonts w:ascii="Monotype Corsiva" w:hAnsi="Monotype Corsiva"/>
+      </w:rPr>
+    </w:pPr>
+    <w:proofErr w:type="gramStart"/>
+    <w:r>
+      <w:rPr>
+        <w:rFonts w:ascii="Monotype Corsiva" w:hAnsi="Monotype Corsiva"/>
+      </w:rPr>
+      <w:t>CNPJ</w:t>
+    </w:r>
+    <w:proofErr w:type="gramEnd"/>
+    <w:r>
+      <w:rPr>
+        <w:rFonts w:ascii="Monotype Corsiva" w:hAnsi="Monotype Corsiva"/>
+      </w:rPr>
+      <w:t xml:space="preserve"> n° 04.247.647/0001-73</w:t>
     </w:r>
   </w:p>
   <w:p>

--- a/resources/templates/renda_4.docx
+++ b/resources/templates/renda_4.docx
@@ -987,6 +987,7 @@
   </w:p>
   <w:p>
     <w:pPr>
+      <w:ind w:left="708"/>
       <w:jc w:val="center"/>
       <w:rPr>
         <w:b/>
@@ -1000,196 +1001,277 @@
         <w:sz w:val="22"/>
         <w:szCs w:val="22"/>
       </w:rPr>
-      <w:t xml:space="preserve">                                                                 E REGIÃO “CHICO SIMPLÍCIO” Z-14 – CPPFRCS Z14</w:t>
+      <w:t xml:space="preserve">                                 E REGIÃO “CHICO SIMPLÍCIO” Z-14 – CPPFRCS Z14</w:t>
+    </w:r>
+    <w:r>
+      <w:rPr>
+        <w:b/>
+        <w:sz w:val="22"/>
+        <w:szCs w:val="22"/>
+      </w:rPr>
+      <w:t xml:space="preserve"> </w:t>
     </w:r>
   </w:p>
   <w:p>
     <w:pPr>
-      <w:ind w:left="708" w:firstLine="708"/>
-      <w:rPr>
-        <w:rFonts w:ascii="Monotype Corsiva" w:hAnsi="Monotype Corsiva"/>
-      </w:rPr>
-    </w:pPr>
-    <w:r>
-      <w:rPr>
-        <w:rFonts w:ascii="Monotype Corsiva" w:hAnsi="Monotype Corsiva"/>
-      </w:rPr>
-      <w:t xml:space="preserve">                                                                 </w:t>
-    </w:r>
-    <w:r>
-      <w:rPr>
-        <w:rFonts w:ascii="Monotype Corsiva" w:hAnsi="Monotype Corsiva"/>
-      </w:rPr>
-      <w:t>Avenida João Gonçalves do Nascimento, 1015</w:t>
-    </w:r>
-    <w:r>
-      <w:rPr>
-        <w:rFonts w:ascii="Monotype Corsiva" w:hAnsi="Monotype Corsiva"/>
-      </w:rPr>
-      <w:t xml:space="preserve"> </w:t>
-    </w:r>
-    <w:r>
-      <w:rPr>
-        <w:rFonts w:ascii="Monotype Corsiva" w:hAnsi="Monotype Corsiva"/>
-      </w:rPr>
-      <w:tab/>
-    </w:r>
-    <w:r>
-      <w:rPr>
-        <w:rFonts w:ascii="Monotype Corsiva" w:hAnsi="Monotype Corsiva"/>
-      </w:rPr>
-      <w:tab/>
-    </w:r>
-    <w:r>
-      <w:rPr>
-        <w:rFonts w:ascii="Monotype Corsiva" w:hAnsi="Monotype Corsiva"/>
-      </w:rPr>
-      <w:tab/>
-    </w:r>
-    <w:r>
-      <w:rPr>
-        <w:rFonts w:ascii="Monotype Corsiva" w:hAnsi="Monotype Corsiva"/>
-      </w:rPr>
-      <w:tab/>
-    </w:r>
-    <w:r>
-      <w:rPr>
-        <w:rFonts w:ascii="Monotype Corsiva" w:hAnsi="Monotype Corsiva"/>
-      </w:rPr>
-      <w:tab/>
-    </w:r>
-    <w:r>
-      <w:rPr>
-        <w:rFonts w:ascii="Monotype Corsiva" w:hAnsi="Monotype Corsiva"/>
-      </w:rPr>
-      <w:tab/>
-    </w:r>
-    <w:r>
-      <w:rPr>
-        <w:rFonts w:ascii="Monotype Corsiva" w:hAnsi="Monotype Corsiva"/>
-      </w:rPr>
-      <w:tab/>
-    </w:r>
-    <w:r>
-      <w:rPr>
-        <w:rFonts w:ascii="Monotype Corsiva" w:hAnsi="Monotype Corsiva"/>
-      </w:rPr>
-      <w:tab/>
-    </w:r>
-    <w:r>
-      <w:rPr>
-        <w:rFonts w:ascii="Monotype Corsiva" w:hAnsi="Monotype Corsiva"/>
-      </w:rPr>
-      <w:tab/>
-    </w:r>
-    <w:proofErr w:type="gramStart"/>
-    <w:r>
-      <w:rPr>
-        <w:rFonts w:ascii="Monotype Corsiva" w:hAnsi="Monotype Corsiva"/>
-      </w:rPr>
-      <w:t>centro</w:t>
-    </w:r>
-    <w:r>
-      <w:rPr>
-        <w:rFonts w:ascii="Monotype Corsiva" w:hAnsi="Monotype Corsiva"/>
-      </w:rPr>
-      <w:t xml:space="preserve">  CEP</w:t>
-    </w:r>
-    <w:proofErr w:type="gramEnd"/>
-    <w:r>
-      <w:rPr>
-        <w:rFonts w:ascii="Monotype Corsiva" w:hAnsi="Monotype Corsiva"/>
-      </w:rPr>
-      <w:t xml:space="preserve">: </w:t>
-    </w:r>
-    <w:r>
-      <w:rPr>
-        <w:rFonts w:ascii="Monotype Corsiva" w:hAnsi="Monotype Corsiva"/>
-      </w:rPr>
-      <w:t>15570</w:t>
-    </w:r>
-    <w:r>
-      <w:rPr>
-        <w:rFonts w:ascii="Monotype Corsiva" w:hAnsi="Monotype Corsiva"/>
-      </w:rPr>
-      <w:t>-000</w:t>
+      <w:ind w:left="708"/>
+      <w:jc w:val="center"/>
+      <w:rPr>
+        <w:b/>
+        <w:sz w:val="22"/>
+        <w:szCs w:val="22"/>
+      </w:rPr>
+    </w:pPr>
+    <w:r>
+      <w:rPr>
+        <w:b/>
+        <w:sz w:val="22"/>
+        <w:szCs w:val="22"/>
+      </w:rPr>
+      <w:t xml:space="preserve">         COM ATENDIMENTO EM CARDOSO-SP</w:t>
     </w:r>
   </w:p>
   <w:p>
     <w:pPr>
+      <w:ind w:left="708"/>
       <w:jc w:val="center"/>
       <w:rPr>
-        <w:rFonts w:ascii="Monotype Corsiva" w:hAnsi="Monotype Corsiva"/>
-      </w:rPr>
-    </w:pPr>
-    <w:r>
-      <w:rPr>
-        <w:rFonts w:ascii="Monotype Corsiva" w:hAnsi="Monotype Corsiva"/>
-      </w:rPr>
-      <w:t xml:space="preserve">                                                 Tel./Fax (34) 3428-</w:t>
-    </w:r>
-    <w:proofErr w:type="gramStart"/>
-    <w:r>
-      <w:rPr>
-        <w:rFonts w:ascii="Monotype Corsiva" w:hAnsi="Monotype Corsiva"/>
-      </w:rPr>
-      <w:t xml:space="preserve">2069  </w:t>
-    </w:r>
-    <w:proofErr w:type="spellStart"/>
-    <w:r>
-      <w:rPr>
-        <w:rFonts w:ascii="Monotype Corsiva" w:hAnsi="Monotype Corsiva"/>
-        <w:b/>
-        <w:i/>
-      </w:rPr>
-      <w:t>Cel</w:t>
-    </w:r>
-    <w:proofErr w:type="spellEnd"/>
-    <w:proofErr w:type="gramEnd"/>
-    <w:r>
-      <w:rPr>
-        <w:rFonts w:ascii="Monotype Corsiva" w:hAnsi="Monotype Corsiva"/>
-        <w:b/>
-        <w:i/>
-      </w:rPr>
-      <w:t>:</w:t>
-    </w:r>
-    <w:r>
-      <w:rPr>
-        <w:rFonts w:ascii="Monotype Corsiva" w:hAnsi="Monotype Corsiva"/>
-      </w:rPr>
-      <w:t xml:space="preserve"> </w:t>
-    </w:r>
-    <w:r>
-      <w:rPr>
-        <w:rFonts w:ascii="Monotype Corsiva" w:hAnsi="Monotype Corsiva"/>
-        <w:b/>
-        <w:i/>
-      </w:rPr>
-      <w:t>(17)9 9643-9188</w:t>
-    </w:r>
+        <w:b/>
+        <w:sz w:val="22"/>
+        <w:szCs w:val="22"/>
+      </w:rPr>
+    </w:pPr>
   </w:p>
   <w:p>
     <w:pPr>
+      <w:ind w:left="708" w:firstLine="708"/>
+      <w:rPr>
+        <w:rFonts w:ascii="Monotype Corsiva" w:hAnsi="Monotype Corsiva"/>
+      </w:rPr>
+    </w:pPr>
+    <w:r>
+      <w:rPr>
+        <w:rFonts w:ascii="Monotype Corsiva" w:hAnsi="Monotype Corsiva"/>
+      </w:rPr>
+      <w:t xml:space="preserve">                                                          </w:t>
+    </w:r>
+    <w:r>
+      <w:rPr>
+        <w:rFonts w:ascii="Monotype Corsiva" w:hAnsi="Monotype Corsiva"/>
+      </w:rPr>
+      <w:t>Avenida João Gonçalves do Nascimento, 1015</w:t>
+    </w:r>
+    <w:r>
+      <w:rPr>
+        <w:rFonts w:ascii="Monotype Corsiva" w:hAnsi="Monotype Corsiva"/>
+      </w:rPr>
+      <w:t xml:space="preserve"> </w:t>
+    </w:r>
+    <w:r>
+      <w:rPr>
+        <w:rFonts w:ascii="Monotype Corsiva" w:hAnsi="Monotype Corsiva"/>
+      </w:rPr>
+      <w:tab/>
+    </w:r>
+    <w:r>
+      <w:rPr>
+        <w:rFonts w:ascii="Monotype Corsiva" w:hAnsi="Monotype Corsiva"/>
+      </w:rPr>
+      <w:tab/>
+    </w:r>
+    <w:r>
+      <w:rPr>
+        <w:rFonts w:ascii="Monotype Corsiva" w:hAnsi="Monotype Corsiva"/>
+      </w:rPr>
+      <w:tab/>
+    </w:r>
+    <w:r>
+      <w:rPr>
+        <w:rFonts w:ascii="Monotype Corsiva" w:hAnsi="Monotype Corsiva"/>
+      </w:rPr>
+      <w:tab/>
+    </w:r>
+    <w:r>
+      <w:rPr>
+        <w:rFonts w:ascii="Monotype Corsiva" w:hAnsi="Monotype Corsiva"/>
+      </w:rPr>
+      <w:tab/>
+    </w:r>
+    <w:r>
+      <w:rPr>
+        <w:rFonts w:ascii="Monotype Corsiva" w:hAnsi="Monotype Corsiva"/>
+      </w:rPr>
+      <w:tab/>
+    </w:r>
+    <w:r>
+      <w:rPr>
+        <w:rFonts w:ascii="Monotype Corsiva" w:hAnsi="Monotype Corsiva"/>
+      </w:rPr>
+      <w:tab/>
+    </w:r>
+    <w:r>
+      <w:rPr>
+        <w:rFonts w:ascii="Monotype Corsiva" w:hAnsi="Monotype Corsiva"/>
+      </w:rPr>
+      <w:tab/>
+    </w:r>
+    <w:r>
+      <w:rPr>
+        <w:rFonts w:ascii="Monotype Corsiva" w:hAnsi="Monotype Corsiva"/>
+      </w:rPr>
+      <w:tab/>
+    </w:r>
+    <w:proofErr w:type="gramStart"/>
+    <w:r>
+      <w:rPr>
+        <w:rFonts w:ascii="Monotype Corsiva" w:hAnsi="Monotype Corsiva"/>
+      </w:rPr>
+      <w:t>centro</w:t>
+    </w:r>
+    <w:r>
+      <w:rPr>
+        <w:rFonts w:ascii="Monotype Corsiva" w:hAnsi="Monotype Corsiva"/>
+      </w:rPr>
+      <w:t xml:space="preserve">  CEP</w:t>
+    </w:r>
+    <w:proofErr w:type="gramEnd"/>
+    <w:r>
+      <w:rPr>
+        <w:rFonts w:ascii="Monotype Corsiva" w:hAnsi="Monotype Corsiva"/>
+      </w:rPr>
+      <w:t xml:space="preserve">: </w:t>
+    </w:r>
+    <w:r>
+      <w:rPr>
+        <w:rFonts w:ascii="Monotype Corsiva" w:hAnsi="Monotype Corsiva"/>
+      </w:rPr>
+      <w:t>15570</w:t>
+    </w:r>
+    <w:r>
+      <w:rPr>
+        <w:rFonts w:ascii="Monotype Corsiva" w:hAnsi="Monotype Corsiva"/>
+      </w:rPr>
+      <w:t>-000</w:t>
+    </w:r>
+  </w:p>
+  <w:p>
+    <w:pPr>
+      <w:jc w:val="center"/>
+      <w:rPr>
+        <w:rFonts w:ascii="Monotype Corsiva" w:hAnsi="Monotype Corsiva"/>
+      </w:rPr>
+    </w:pPr>
+    <w:r>
+      <w:rPr>
+        <w:rFonts w:ascii="Monotype Corsiva" w:hAnsi="Monotype Corsiva"/>
+      </w:rPr>
+      <w:t xml:space="preserve">                             </w:t>
+    </w:r>
+    <w:r>
+      <w:rPr>
+        <w:rFonts w:ascii="Monotype Corsiva" w:hAnsi="Monotype Corsiva"/>
+      </w:rPr>
+      <w:t xml:space="preserve"> </w:t>
+    </w:r>
+    <w:proofErr w:type="spellStart"/>
+    <w:r>
+      <w:rPr>
+        <w:rFonts w:ascii="Monotype Corsiva" w:hAnsi="Monotype Corsiva"/>
+        <w:b/>
+        <w:i/>
+      </w:rPr>
+      <w:t>Cel</w:t>
+    </w:r>
+    <w:proofErr w:type="spellEnd"/>
+    <w:r>
+      <w:rPr>
+        <w:rFonts w:ascii="Monotype Corsiva" w:hAnsi="Monotype Corsiva"/>
+        <w:b/>
+        <w:i/>
+      </w:rPr>
+      <w:t>:</w:t>
+    </w:r>
+    <w:r>
+      <w:rPr>
+        <w:rFonts w:ascii="Monotype Corsiva" w:hAnsi="Monotype Corsiva"/>
+      </w:rPr>
+      <w:t xml:space="preserve"> </w:t>
+    </w:r>
+    <w:r>
+      <w:rPr>
+        <w:rFonts w:ascii="Monotype Corsiva" w:hAnsi="Monotype Corsiva"/>
+        <w:b/>
+        <w:i/>
+      </w:rPr>
+      <w:t>(17)9 9643-9188</w:t>
+    </w:r>
+  </w:p>
+  <w:p>
+    <w:pPr>
       <w:ind w:left="2124"/>
+      <w:rPr>
+        <w:rFonts w:ascii="Monotype Corsiva" w:hAnsi="Monotype Corsiva"/>
+      </w:rPr>
+    </w:pPr>
+    <w:r>
+      <w:rPr>
+        <w:rFonts w:ascii="Monotype Corsiva" w:hAnsi="Monotype Corsiva"/>
+      </w:rPr>
+      <w:t xml:space="preserve">                                                      </w:t>
+    </w:r>
+    <w:r>
+      <w:rPr>
+        <w:rFonts w:ascii="Monotype Corsiva" w:hAnsi="Monotype Corsiva"/>
+      </w:rPr>
+      <w:t>CNPJ n° 04.247.647/0001-73</w:t>
+    </w:r>
+  </w:p>
+  <w:p>
+    <w:pPr>
+      <w:pStyle w:val="FrameContents"/>
+      <w:tabs>
+        <w:tab w:val="left" w:pos="1263"/>
+        <w:tab w:val="center" w:pos="4472"/>
+      </w:tabs>
       <w:jc w:val="center"/>
       <w:rPr>
-        <w:rFonts w:ascii="Monotype Corsiva" w:hAnsi="Monotype Corsiva"/>
-      </w:rPr>
-    </w:pPr>
-    <w:proofErr w:type="gramStart"/>
-    <w:r>
-      <w:rPr>
-        <w:rFonts w:ascii="Monotype Corsiva" w:hAnsi="Monotype Corsiva"/>
-      </w:rPr>
-      <w:t>CNPJ</w:t>
-    </w:r>
-    <w:proofErr w:type="gramEnd"/>
-    <w:r>
-      <w:rPr>
-        <w:rFonts w:ascii="Monotype Corsiva" w:hAnsi="Monotype Corsiva"/>
-      </w:rPr>
-      <w:t xml:space="preserve"> n° 04.247.647/0001-73</w:t>
+        <w:rFonts w:ascii="Monotype Corsiva" w:hAnsi="Monotype Corsiva" w:cs="Monotype Corsiva"/>
+        <w:b/>
+        <w:i/>
+        <w:sz w:val="22"/>
+        <w:szCs w:val="22"/>
+      </w:rPr>
+    </w:pPr>
+    <w:r>
+      <w:rPr>
+        <w:rFonts w:ascii="Monotype Corsiva" w:hAnsi="Monotype Corsiva" w:cs="Monotype Corsiva"/>
+        <w:b/>
+        <w:i/>
+        <w:sz w:val="22"/>
+        <w:szCs w:val="22"/>
+      </w:rPr>
+      <w:tab/>
+      <w:t xml:space="preserve">                 </w:t>
+    </w:r>
+    <w:r>
+      <w:rPr>
+        <w:rFonts w:ascii="Monotype Corsiva" w:hAnsi="Monotype Corsiva" w:cs="Monotype Corsiva"/>
+        <w:b/>
+        <w:i/>
+        <w:sz w:val="22"/>
+        <w:szCs w:val="22"/>
+      </w:rPr>
+      <w:t xml:space="preserve">Email: </w:t>
+    </w:r>
+    <w:r>
+      <w:rPr>
+        <w:rFonts w:ascii="Monotype Corsiva" w:hAnsi="Monotype Corsiva" w:cs="Monotype Corsiva"/>
+        <w:b/>
+        <w:i/>
+        <w:sz w:val="22"/>
+        <w:szCs w:val="22"/>
+      </w:rPr>
+      <w:t>coloniacardosoz-14@hotmail.com</w:t>
     </w:r>
   </w:p>
   <w:p>
@@ -1574,6 +1656,7 @@
   <w:style w:type="character" w:default="1" w:styleId="Fontepargpadro">
     <w:name w:val="Default Paragraph Font"/>
     <w:uiPriority w:val="1"/>
+    <w:semiHidden/>
     <w:unhideWhenUsed/>
   </w:style>
   <w:style w:type="table" w:default="1" w:styleId="Tabelanormal">

--- a/resources/templates/renda_4.docx
+++ b/resources/templates/renda_4.docx
@@ -42,23 +42,7 @@
           <w:rFonts w:ascii="Tahoma" w:hAnsi="Tahoma" w:cs="Tahoma"/>
           <w:b/>
         </w:rPr>
-        <w:t xml:space="preserve">A Colônia dos Pescadores Profissionais de Fronteira e Região “Chico </w:t>
-      </w:r>
-      <w:proofErr w:type="gramStart"/>
-      <w:r>
-        <w:rPr>
-          <w:rFonts w:ascii="Tahoma" w:hAnsi="Tahoma" w:cs="Tahoma"/>
-          <w:b/>
-        </w:rPr>
-        <w:t>Simplicio”Z</w:t>
-      </w:r>
-      <w:proofErr w:type="gramEnd"/>
-      <w:r>
-        <w:rPr>
-          <w:rFonts w:ascii="Tahoma" w:hAnsi="Tahoma" w:cs="Tahoma"/>
-          <w:b/>
-        </w:rPr>
-        <w:t xml:space="preserve">-14, vem através de seu presidente </w:t>
+        <w:t xml:space="preserve">A Colônia dos Pescadores Profissionais de Fronteira e Região “Chico Simplicio”Z-14, vem através de seu presidente </w:t>
       </w:r>
       <w:r>
         <w:rPr>
@@ -1121,7 +1105,6 @@
       </w:rPr>
       <w:tab/>
     </w:r>
-    <w:proofErr w:type="gramStart"/>
     <w:r>
       <w:rPr>
         <w:rFonts w:ascii="Monotype Corsiva" w:hAnsi="Monotype Corsiva"/>
@@ -1132,14 +1115,7 @@
       <w:rPr>
         <w:rFonts w:ascii="Monotype Corsiva" w:hAnsi="Monotype Corsiva"/>
       </w:rPr>
-      <w:t xml:space="preserve">  CEP</w:t>
-    </w:r>
-    <w:proofErr w:type="gramEnd"/>
-    <w:r>
-      <w:rPr>
-        <w:rFonts w:ascii="Monotype Corsiva" w:hAnsi="Monotype Corsiva"/>
-      </w:rPr>
-      <w:t xml:space="preserve">: </w:t>
+      <w:t xml:space="preserve">  CEP: </w:t>
     </w:r>
     <w:r>
       <w:rPr>
@@ -1203,7 +1179,7 @@
         <w:b/>
         <w:i/>
       </w:rPr>
-      <w:t>(17)9 9643-9188</w:t>
+      <w:t>(17)9 9166-1933</w:t>
     </w:r>
   </w:p>
   <w:p>
@@ -1251,17 +1227,7 @@
         <w:szCs w:val="22"/>
       </w:rPr>
       <w:tab/>
-      <w:t xml:space="preserve">                 </w:t>
-    </w:r>
-    <w:r>
-      <w:rPr>
-        <w:rFonts w:ascii="Monotype Corsiva" w:hAnsi="Monotype Corsiva" w:cs="Monotype Corsiva"/>
-        <w:b/>
-        <w:i/>
-        <w:sz w:val="22"/>
-        <w:szCs w:val="22"/>
-      </w:rPr>
-      <w:t xml:space="preserve">Email: </w:t>
+      <w:t xml:space="preserve">                 Email: </w:t>
     </w:r>
     <w:r>
       <w:rPr>
